--- a/Reportes/FormatoEndososVida.docx
+++ b/Reportes/FormatoEndososVida.docx
@@ -139,25 +139,13 @@
               </w:rPr>
               <w:t xml:space="preserve">Póliza </w:t>
             </w:r>
-            <w:proofErr w:type="spellStart"/>
-            <w:proofErr w:type="gramStart"/>
-            <w:r>
-              <w:rPr>
-                <w:sz w:val="14"/>
-                <w:szCs w:val="14"/>
-              </w:rPr>
-              <w:t>Nº</w:t>
-            </w:r>
-            <w:proofErr w:type="spellEnd"/>
-            <w:r>
-              <w:rPr>
-                <w:sz w:val="14"/>
-                <w:szCs w:val="14"/>
-              </w:rPr>
-              <w:t>:{</w:t>
-            </w:r>
-            <w:proofErr w:type="spellStart"/>
-            <w:proofErr w:type="gramEnd"/>
+            <w:r>
+              <w:rPr>
+                <w:sz w:val="14"/>
+                <w:szCs w:val="14"/>
+              </w:rPr>
+              <w:t>Nº:{</w:t>
+            </w:r>
             <w:r>
               <w:rPr>
                 <w:sz w:val="14"/>
@@ -165,7 +153,6 @@
               </w:rPr>
               <w:t>code</w:t>
             </w:r>
-            <w:proofErr w:type="spellEnd"/>
             <w:r>
               <w:rPr>
                 <w:sz w:val="14"/>
@@ -234,7 +221,6 @@
               </w:rPr>
               <w:t>{</w:t>
             </w:r>
-            <w:proofErr w:type="spellStart"/>
             <w:r>
               <w:rPr>
                 <w:b/>
@@ -249,16 +235,7 @@
                 <w:w w:val="105"/>
                 <w:sz w:val="15"/>
               </w:rPr>
-              <w:t>Ramo</w:t>
-            </w:r>
-            <w:proofErr w:type="spellEnd"/>
-            <w:r>
-              <w:rPr>
-                <w:b/>
-                <w:w w:val="105"/>
-                <w:sz w:val="15"/>
-              </w:rPr>
-              <w:t>}</w:t>
+              <w:t>Ramo}</w:t>
             </w:r>
           </w:p>
           <w:p>
@@ -291,51 +268,15 @@
                 <w:sz w:val="14"/>
                 <w:szCs w:val="14"/>
               </w:rPr>
-              <w:t>Endoso No</w:t>
-            </w:r>
-            <w:proofErr w:type="gramStart"/>
-            <w:r>
-              <w:rPr>
-                <w:spacing w:val="-2"/>
-                <w:sz w:val="14"/>
-                <w:szCs w:val="14"/>
-              </w:rPr>
-              <w:t xml:space="preserve">. </w:t>
-            </w:r>
-            <w:r>
-              <w:rPr>
-                <w:spacing w:val="-2"/>
-                <w:sz w:val="14"/>
-                <w:szCs w:val="14"/>
-              </w:rPr>
-              <w:t>:</w:t>
-            </w:r>
-            <w:proofErr w:type="gramEnd"/>
-            <w:r>
-              <w:rPr>
-                <w:spacing w:val="-2"/>
-                <w:sz w:val="14"/>
-                <w:szCs w:val="14"/>
-              </w:rPr>
-              <w:t xml:space="preserve"> {</w:t>
-            </w:r>
-            <w:proofErr w:type="spellStart"/>
-            <w:r>
-              <w:rPr>
-                <w:spacing w:val="-2"/>
-                <w:sz w:val="14"/>
-                <w:szCs w:val="14"/>
-              </w:rPr>
-              <w:t>Endoso.Id</w:t>
-            </w:r>
-            <w:proofErr w:type="spellEnd"/>
-            <w:r>
-              <w:rPr>
-                <w:spacing w:val="-2"/>
-                <w:sz w:val="14"/>
-                <w:szCs w:val="14"/>
-              </w:rPr>
-              <w:t>}</w:t>
+              <w:t xml:space="preserve">Endoso No. </w:t>
+            </w:r>
+            <w:r>
+              <w:rPr>
+                <w:spacing w:val="-2"/>
+                <w:sz w:val="14"/>
+                <w:szCs w:val="14"/>
+              </w:rPr>
+              <w:t>: {Endoso.Id}</w:t>
             </w:r>
           </w:p>
         </w:tc>
@@ -381,26 +322,16 @@
                 <w:w w:val="105"/>
                 <w:sz w:val="15"/>
               </w:rPr>
-              <w:t>{</w:t>
-            </w:r>
-            <w:proofErr w:type="spellStart"/>
+              <w:t>{NombreP</w:t>
+            </w:r>
             <w:r>
               <w:rPr>
                 <w:b/>
                 <w:w w:val="105"/>
                 <w:sz w:val="15"/>
               </w:rPr>
-              <w:t>NombreP</w:t>
-            </w:r>
-            <w:r>
-              <w:rPr>
-                <w:b/>
-                <w:w w:val="105"/>
-                <w:sz w:val="15"/>
-              </w:rPr>
               <w:t>roducto</w:t>
             </w:r>
-            <w:proofErr w:type="spellEnd"/>
             <w:r>
               <w:rPr>
                 <w:b/>
@@ -537,27 +468,7 @@
                 <w:spacing w:val="-2"/>
                 <w:sz w:val="18"/>
               </w:rPr>
-              <w:t>{</w:t>
-            </w:r>
-            <w:proofErr w:type="spellStart"/>
-            <w:r>
-              <w:rPr>
-                <w:b/>
-                <w:bCs/>
-                <w:spacing w:val="-2"/>
-                <w:sz w:val="18"/>
-              </w:rPr>
-              <w:t>TituloEndosoCan</w:t>
-            </w:r>
-            <w:proofErr w:type="spellEnd"/>
-            <w:r>
-              <w:rPr>
-                <w:b/>
-                <w:bCs/>
-                <w:spacing w:val="-2"/>
-                <w:sz w:val="18"/>
-              </w:rPr>
-              <w:t>}</w:t>
+              <w:t>{TituloEndosoCan}</w:t>
             </w:r>
           </w:p>
         </w:tc>
@@ -682,7 +593,7 @@
               <w:rPr>
                 <w:b/>
               </w:rPr>
-              <w:t>Afianzado</w:t>
+              <w:t>Asegurado</w:t>
             </w:r>
             <w:r>
               <w:t>:</w:t>
@@ -700,15 +611,7 @@
               <w:pStyle w:val="Textoindependiente"/>
             </w:pPr>
             <w:r>
-              <w:t>{</w:t>
-            </w:r>
-            <w:proofErr w:type="spellStart"/>
-            <w:r>
-              <w:t>Asegurado.NombreCompleto</w:t>
-            </w:r>
-            <w:proofErr w:type="spellEnd"/>
-            <w:r>
-              <w:t>}</w:t>
+              <w:t>{Asegurado.NombreCompleto}</w:t>
             </w:r>
           </w:p>
         </w:tc>
@@ -722,23 +625,13 @@
             <w:pPr>
               <w:pStyle w:val="Textoindependiente"/>
             </w:pPr>
-            <w:proofErr w:type="spellStart"/>
             <w:r>
               <w:rPr>
                 <w:b/>
                 <w:bCs/>
                 <w:lang w:val="es-PA"/>
               </w:rPr>
-              <w:t>Ced</w:t>
-            </w:r>
-            <w:proofErr w:type="spellEnd"/>
-            <w:r>
-              <w:rPr>
-                <w:b/>
-                <w:bCs/>
-                <w:lang w:val="es-PA"/>
-              </w:rPr>
-              <w:t>/R</w:t>
+              <w:t>Ced/R</w:t>
             </w:r>
             <w:r>
               <w:rPr>
@@ -778,14 +671,12 @@
               </w:rPr>
               <w:t>{</w:t>
             </w:r>
-            <w:proofErr w:type="spellStart"/>
             <w:r>
               <w:rPr>
                 <w:spacing w:val="-2"/>
               </w:rPr>
               <w:t>Asegurado.Identificacion</w:t>
             </w:r>
-            <w:proofErr w:type="spellEnd"/>
             <w:r>
               <w:rPr>
                 <w:lang w:val="es-PA"/>
@@ -931,15 +822,7 @@
               <w:pStyle w:val="Textoindependiente"/>
             </w:pPr>
             <w:r>
-              <w:t>{</w:t>
-            </w:r>
-            <w:proofErr w:type="spellStart"/>
-            <w:r>
-              <w:t>FechaInicioVigencia</w:t>
-            </w:r>
-            <w:proofErr w:type="spellEnd"/>
-            <w:r>
-              <w:t>}</w:t>
+              <w:t>{FechaInicioVigencia}</w:t>
             </w:r>
           </w:p>
         </w:tc>
@@ -975,15 +858,7 @@
               <w:pStyle w:val="Textoindependiente"/>
             </w:pPr>
             <w:r>
-              <w:t>{</w:t>
-            </w:r>
-            <w:proofErr w:type="spellStart"/>
-            <w:r>
-              <w:t>Asegurado.TelefonoContacto</w:t>
-            </w:r>
-            <w:proofErr w:type="spellEnd"/>
-            <w:r>
-              <w:t>}</w:t>
+              <w:t>{Asegurado.TelefonoContacto}</w:t>
             </w:r>
           </w:p>
         </w:tc>
@@ -1022,15 +897,7 @@
               <w:pStyle w:val="Textoindependiente"/>
             </w:pPr>
             <w:r>
-              <w:t>{</w:t>
-            </w:r>
-            <w:proofErr w:type="spellStart"/>
-            <w:r>
-              <w:t>Asegurado.TelefonoCelular</w:t>
-            </w:r>
-            <w:proofErr w:type="spellEnd"/>
-            <w:r>
-              <w:t>}</w:t>
+              <w:t>{Asegurado.TelefonoCelular}</w:t>
             </w:r>
           </w:p>
         </w:tc>
@@ -1080,25 +947,7 @@
                 <w:sz w:val="14"/>
                 <w:szCs w:val="14"/>
               </w:rPr>
-              <w:t>{</w:t>
-            </w:r>
-            <w:proofErr w:type="spellStart"/>
-            <w:r>
-              <w:rPr>
-                <w:spacing w:val="-2"/>
-                <w:sz w:val="14"/>
-                <w:szCs w:val="14"/>
-              </w:rPr>
-              <w:t>FechaFinVigencia</w:t>
-            </w:r>
-            <w:proofErr w:type="spellEnd"/>
-            <w:r>
-              <w:rPr>
-                <w:spacing w:val="-2"/>
-                <w:sz w:val="14"/>
-                <w:szCs w:val="14"/>
-              </w:rPr>
-              <w:t>}</w:t>
+              <w:t>{FechaFinVigencia}</w:t>
             </w:r>
           </w:p>
         </w:tc>
@@ -1134,15 +983,7 @@
               <w:pStyle w:val="Textoindependiente"/>
             </w:pPr>
             <w:r>
-              <w:t>{</w:t>
-            </w:r>
-            <w:proofErr w:type="spellStart"/>
-            <w:r>
-              <w:t>Asegurado.TelefonoFax</w:t>
-            </w:r>
-            <w:proofErr w:type="spellEnd"/>
-            <w:r>
-              <w:t>}</w:t>
+              <w:t>{Asegurado.TelefonoFax}</w:t>
             </w:r>
           </w:p>
         </w:tc>
@@ -1181,15 +1022,7 @@
               <w:pStyle w:val="Textoindependiente"/>
             </w:pPr>
             <w:r>
-              <w:t>{</w:t>
-            </w:r>
-            <w:proofErr w:type="spellStart"/>
-            <w:r>
-              <w:t>Asegurado.Email</w:t>
-            </w:r>
-            <w:proofErr w:type="spellEnd"/>
-            <w:r>
-              <w:t>}</w:t>
+              <w:t>{Asegurado.Email}</w:t>
             </w:r>
           </w:p>
         </w:tc>
@@ -1231,21 +1064,7 @@
               <w:rPr>
                 <w:spacing w:val="-2"/>
               </w:rPr>
-              <w:t>{</w:t>
-            </w:r>
-            <w:proofErr w:type="spellStart"/>
-            <w:r>
-              <w:rPr>
-                <w:spacing w:val="-2"/>
-              </w:rPr>
-              <w:t>HoraVigencia</w:t>
-            </w:r>
-            <w:proofErr w:type="spellEnd"/>
-            <w:r>
-              <w:rPr>
-                <w:spacing w:val="-2"/>
-              </w:rPr>
-              <w:t>}</w:t>
+              <w:t>{HoraVigencia}</w:t>
             </w:r>
           </w:p>
         </w:tc>
@@ -1281,15 +1100,7 @@
               <w:pStyle w:val="Textoindependiente"/>
             </w:pPr>
             <w:r>
-              <w:t>{</w:t>
-            </w:r>
-            <w:proofErr w:type="spellStart"/>
-            <w:r>
-              <w:t>Address.NombrePais</w:t>
-            </w:r>
-            <w:proofErr w:type="spellEnd"/>
-            <w:r>
-              <w:t>}</w:t>
+              <w:t>{Address.NombrePais}</w:t>
             </w:r>
           </w:p>
         </w:tc>
@@ -1325,15 +1136,7 @@
               <w:pStyle w:val="Textoindependiente"/>
             </w:pPr>
             <w:r>
-              <w:t>{</w:t>
-            </w:r>
-            <w:proofErr w:type="spellStart"/>
-            <w:r>
-              <w:t>Address.NombreProvincia</w:t>
-            </w:r>
-            <w:proofErr w:type="spellEnd"/>
-            <w:r>
-              <w:t>}</w:t>
+              <w:t>{Address.NombreProvincia}</w:t>
             </w:r>
           </w:p>
         </w:tc>
@@ -1388,15 +1191,7 @@
               <w:pStyle w:val="Textoindependiente"/>
             </w:pPr>
             <w:r>
-              <w:t>{</w:t>
-            </w:r>
-            <w:proofErr w:type="spellStart"/>
-            <w:r>
-              <w:t>Address.NombreDistrito</w:t>
-            </w:r>
-            <w:proofErr w:type="spellEnd"/>
-            <w:r>
-              <w:t>}</w:t>
+              <w:t>{Address.NombreDistrito}</w:t>
             </w:r>
           </w:p>
         </w:tc>
@@ -1464,15 +1259,7 @@
               <w:pStyle w:val="Textoindependiente"/>
             </w:pPr>
             <w:r>
-              <w:t>{</w:t>
-            </w:r>
-            <w:proofErr w:type="spellStart"/>
-            <w:r>
-              <w:t>FechaEfectiva</w:t>
-            </w:r>
-            <w:proofErr w:type="spellEnd"/>
-            <w:r>
-              <w:t>}</w:t>
+              <w:t>{FechaEfectiva}</w:t>
             </w:r>
           </w:p>
         </w:tc>
@@ -1538,16 +1325,11 @@
             <w:r>
               <w:t>{</w:t>
             </w:r>
-            <w:proofErr w:type="spellStart"/>
             <w:r>
               <w:t>A</w:t>
             </w:r>
             <w:r>
-              <w:t>creedor.NombreCompleto</w:t>
-            </w:r>
-            <w:proofErr w:type="spellEnd"/>
-            <w:r>
-              <w:t>}</w:t>
+              <w:t>creedor.NombreCompleto}</w:t>
             </w:r>
           </w:p>
         </w:tc>
@@ -1583,15 +1365,7 @@
               <w:pStyle w:val="Textoindependiente"/>
             </w:pPr>
             <w:r>
-              <w:t>{</w:t>
-            </w:r>
-            <w:proofErr w:type="spellStart"/>
-            <w:r>
-              <w:t>Productor.NombreCompleto</w:t>
-            </w:r>
-            <w:proofErr w:type="spellEnd"/>
-            <w:r>
-              <w:t>}</w:t>
+              <w:t>{Productor.NombreCompleto}</w:t>
             </w:r>
           </w:p>
         </w:tc>
@@ -1699,16 +1473,11 @@
               <w:pStyle w:val="Textoindependiente"/>
             </w:pPr>
             <w:r>
-              <w:t>{</w:t>
-            </w:r>
-            <w:proofErr w:type="spellStart"/>
-            <w:r>
-              <w:t>Riesgo.</w:t>
+              <w:t>{Riesgo.</w:t>
             </w:r>
             <w:r>
               <w:t>SumaAsegurada</w:t>
             </w:r>
-            <w:proofErr w:type="spellEnd"/>
             <w:r>
               <w:t>}</w:t>
             </w:r>
@@ -1760,7 +1529,6 @@
               </w:rPr>
               <w:t>{</w:t>
             </w:r>
-            <w:proofErr w:type="spellStart"/>
             <w:r>
               <w:rPr>
                 <w:spacing w:val="-2"/>
@@ -1773,7 +1541,6 @@
               </w:rPr>
               <w:t>Ocupacion</w:t>
             </w:r>
-            <w:proofErr w:type="spellEnd"/>
             <w:r>
               <w:rPr>
                 <w:lang w:val="es-PA"/>
@@ -1832,26 +1599,16 @@
                 <w:spacing w:val="-2"/>
                 <w:w w:val="105"/>
               </w:rPr>
-              <w:t>{</w:t>
-            </w:r>
-            <w:proofErr w:type="spellStart"/>
+              <w:t>{Riesgo.</w:t>
+            </w:r>
             <w:r>
               <w:rPr>
                 <w:bCs/>
                 <w:spacing w:val="-2"/>
                 <w:w w:val="105"/>
               </w:rPr>
-              <w:t>Riesgo.</w:t>
-            </w:r>
-            <w:r>
-              <w:rPr>
-                <w:bCs/>
-                <w:spacing w:val="-2"/>
-                <w:w w:val="105"/>
-              </w:rPr>
               <w:t>NoPrestamo</w:t>
             </w:r>
-            <w:proofErr w:type="spellEnd"/>
             <w:r>
               <w:rPr>
                 <w:bCs/>
@@ -1911,16 +1668,11 @@
               <w:pStyle w:val="Textoindependiente"/>
             </w:pPr>
             <w:r>
-              <w:t>{</w:t>
-            </w:r>
-            <w:proofErr w:type="spellStart"/>
-            <w:r>
-              <w:t>Riesgo.</w:t>
+              <w:t>{Riesgo.</w:t>
             </w:r>
             <w:r>
               <w:t>Observaciones</w:t>
             </w:r>
-            <w:proofErr w:type="spellEnd"/>
             <w:r>
               <w:t>}</w:t>
             </w:r>
@@ -1972,7 +1724,6 @@
               </w:rPr>
               <w:t>{</w:t>
             </w:r>
-            <w:proofErr w:type="spellStart"/>
             <w:r>
               <w:rPr>
                 <w:spacing w:val="-2"/>
@@ -1985,7 +1736,6 @@
               </w:rPr>
               <w:t>Salario</w:t>
             </w:r>
-            <w:proofErr w:type="spellEnd"/>
             <w:r>
               <w:rPr>
                 <w:lang w:val="es-PA"/>
@@ -2044,26 +1794,16 @@
                 <w:spacing w:val="-2"/>
                 <w:w w:val="105"/>
               </w:rPr>
-              <w:t>{</w:t>
-            </w:r>
-            <w:proofErr w:type="spellStart"/>
+              <w:t>{Riesgo.</w:t>
+            </w:r>
             <w:r>
               <w:rPr>
                 <w:bCs/>
                 <w:spacing w:val="-2"/>
                 <w:w w:val="105"/>
               </w:rPr>
-              <w:t>Riesgo.</w:t>
-            </w:r>
-            <w:r>
-              <w:rPr>
-                <w:bCs/>
-                <w:spacing w:val="-2"/>
-                <w:w w:val="105"/>
-              </w:rPr>
               <w:t>TipoPrestamo</w:t>
             </w:r>
-            <w:proofErr w:type="spellEnd"/>
             <w:r>
               <w:rPr>
                 <w:bCs/>
@@ -2332,16 +2072,11 @@
             <w:r>
               <w:t>#</w:t>
             </w:r>
-            <w:proofErr w:type="gramStart"/>
             <w:r>
               <w:t>Endoso</w:t>
             </w:r>
             <w:r>
-              <w:t>}{</w:t>
-            </w:r>
-            <w:proofErr w:type="gramEnd"/>
-            <w:r>
-              <w:t>#</w:t>
+              <w:t>}{#</w:t>
             </w:r>
             <w:r>
               <w:t>Coberturas</w:t>
@@ -2370,14 +2105,12 @@
             <w:r>
               <w:t>{</w:t>
             </w:r>
-            <w:proofErr w:type="spellStart"/>
             <w:r>
               <w:t>limit</w:t>
             </w:r>
             <w:r>
               <w:t>Dif</w:t>
             </w:r>
-            <w:proofErr w:type="spellEnd"/>
             <w:r>
               <w:t>}</w:t>
             </w:r>
@@ -2417,21 +2150,14 @@
             <w:r>
               <w:t>{</w:t>
             </w:r>
-            <w:proofErr w:type="spellStart"/>
             <w:r>
               <w:t>premiumDif</w:t>
             </w:r>
-            <w:proofErr w:type="spellEnd"/>
-            <w:proofErr w:type="gramStart"/>
             <w:r>
               <w:t>}</w:t>
             </w:r>
             <w:r>
-              <w:t>{</w:t>
-            </w:r>
-            <w:proofErr w:type="gramEnd"/>
-            <w:r>
-              <w:t>/}</w:t>
+              <w:t>{/}</w:t>
             </w:r>
             <w:r>
               <w:t>{/}</w:t>
@@ -2559,23 +2285,7 @@
                 <w:sz w:val="14"/>
                 <w:szCs w:val="14"/>
               </w:rPr>
-              <w:t>{</w:t>
-            </w:r>
-            <w:proofErr w:type="spellStart"/>
-            <w:r>
-              <w:rPr>
-                <w:sz w:val="14"/>
-                <w:szCs w:val="14"/>
-              </w:rPr>
-              <w:t>Endoso.DetalleEndoso</w:t>
-            </w:r>
-            <w:proofErr w:type="spellEnd"/>
-            <w:r>
-              <w:rPr>
-                <w:sz w:val="14"/>
-                <w:szCs w:val="14"/>
-              </w:rPr>
-              <w:t>}</w:t>
+              <w:t>{Endoso.DetalleEndoso}</w:t>
             </w:r>
           </w:p>
         </w:tc>
@@ -2641,35 +2351,7 @@
                   <w14:bevel/>
                 </w14:textOutline>
               </w:rPr>
-              <w:t>{</w:t>
-            </w:r>
-            <w:proofErr w:type="spellStart"/>
-            <w:r>
-              <w:rPr>
-                <w:spacing w:val="-2"/>
-                <w:sz w:val="14"/>
-                <w:szCs w:val="14"/>
-                <w14:textOutline w14:w="9525" w14:cap="rnd" w14:cmpd="sng" w14:algn="ctr">
-                  <w14:noFill/>
-                  <w14:prstDash w14:val="solid"/>
-                  <w14:bevel/>
-                </w14:textOutline>
-              </w:rPr>
-              <w:t>PrimaNetaTotal</w:t>
-            </w:r>
-            <w:proofErr w:type="spellEnd"/>
-            <w:r>
-              <w:rPr>
-                <w:spacing w:val="-2"/>
-                <w:sz w:val="14"/>
-                <w:szCs w:val="14"/>
-                <w14:textOutline w14:w="9525" w14:cap="rnd" w14:cmpd="sng" w14:algn="ctr">
-                  <w14:noFill/>
-                  <w14:prstDash w14:val="solid"/>
-                  <w14:bevel/>
-                </w14:textOutline>
-              </w:rPr>
-              <w:t>}</w:t>
+              <w:t>{PrimaNetaTotal}</w:t>
             </w:r>
           </w:p>
         </w:tc>
@@ -2858,35 +2540,7 @@
                   <w14:bevel/>
                 </w14:textOutline>
               </w:rPr>
-              <w:t>{</w:t>
-            </w:r>
-            <w:proofErr w:type="spellStart"/>
-            <w:r>
-              <w:rPr>
-                <w:spacing w:val="-2"/>
-                <w:sz w:val="14"/>
-                <w:szCs w:val="14"/>
-                <w14:textOutline w14:w="9525" w14:cap="rnd" w14:cmpd="sng" w14:algn="ctr">
-                  <w14:noFill/>
-                  <w14:prstDash w14:val="solid"/>
-                  <w14:bevel/>
-                </w14:textOutline>
-              </w:rPr>
-              <w:t>TotalACobrar</w:t>
-            </w:r>
-            <w:proofErr w:type="spellEnd"/>
-            <w:r>
-              <w:rPr>
-                <w:spacing w:val="-2"/>
-                <w:sz w:val="14"/>
-                <w:szCs w:val="14"/>
-                <w14:textOutline w14:w="9525" w14:cap="rnd" w14:cmpd="sng" w14:algn="ctr">
-                  <w14:noFill/>
-                  <w14:prstDash w14:val="solid"/>
-                  <w14:bevel/>
-                </w14:textOutline>
-              </w:rPr>
-              <w:t>}</w:t>
+              <w:t>{TotalACobrar}</w:t>
             </w:r>
           </w:p>
         </w:tc>
@@ -2928,7 +2582,6 @@
                 <w:szCs w:val="14"/>
               </w:rPr>
             </w:pPr>
-            <w:proofErr w:type="gramStart"/>
             <w:r>
               <w:rPr>
                 <w:sz w:val="14"/>
@@ -2952,7 +2605,6 @@
               </w:rPr>
               <w:t>entendido</w:t>
             </w:r>
-            <w:proofErr w:type="gramEnd"/>
             <w:r>
               <w:rPr>
                 <w:rFonts w:ascii="Times New Roman" w:hAnsi="Times New Roman"/>
@@ -3423,23 +3075,7 @@
           <w:sz w:val="14"/>
           <w:szCs w:val="14"/>
         </w:rPr>
-        <w:t>{</w:t>
-      </w:r>
-      <w:proofErr w:type="spellStart"/>
-      <w:r>
-        <w:rPr>
-          <w:sz w:val="14"/>
-          <w:szCs w:val="14"/>
-        </w:rPr>
-        <w:t>FechaImpresion</w:t>
-      </w:r>
-      <w:proofErr w:type="spellEnd"/>
-      <w:r>
-        <w:rPr>
-          <w:sz w:val="14"/>
-          <w:szCs w:val="14"/>
-        </w:rPr>
-        <w:t>}</w:t>
+        <w:t>{FechaImpresion}</w:t>
       </w:r>
     </w:p>
     <w:p>
@@ -3716,15 +3352,7 @@
               <w:spacing w:before="3"/>
             </w:pPr>
             <w:r>
-              <w:t>{</w:t>
-            </w:r>
-            <w:proofErr w:type="spellStart"/>
-            <w:r>
-              <w:t>Asegurado.NombreCompleto</w:t>
-            </w:r>
-            <w:proofErr w:type="spellEnd"/>
-            <w:r>
-              <w:t>}</w:t>
+              <w:t>{Asegurado.NombreCompleto}</w:t>
             </w:r>
             <w:r>
               <w:rPr>
@@ -3744,14 +3372,12 @@
               </w:rPr>
               <w:t>{</w:t>
             </w:r>
-            <w:proofErr w:type="spellStart"/>
             <w:r>
               <w:rPr>
                 <w:spacing w:val="-2"/>
               </w:rPr>
               <w:t>Asegurado.Identificacion</w:t>
             </w:r>
-            <w:proofErr w:type="spellEnd"/>
             <w:r>
               <w:rPr>
                 <w:lang w:val="es-PA"/>
@@ -4152,7 +3778,6 @@
               </w:rPr>
               <w:t xml:space="preserve"> </w:t>
             </w:r>
-            <w:proofErr w:type="gramStart"/>
             <w:r>
               <w:rPr>
                 <w:w w:val="105"/>
@@ -4176,16 +3801,7 @@
                 <w:sz w:val="14"/>
                 <w:szCs w:val="14"/>
               </w:rPr>
-              <w:t>507</w:t>
-            </w:r>
-            <w:proofErr w:type="gramEnd"/>
-            <w:r>
-              <w:rPr>
-                <w:w w:val="105"/>
-                <w:sz w:val="14"/>
-                <w:szCs w:val="14"/>
-              </w:rPr>
-              <w:t>)</w:t>
+              <w:t>507)</w:t>
             </w:r>
             <w:r>
               <w:rPr>
@@ -4241,7 +3857,6 @@
               </w:rPr>
               <w:t xml:space="preserve"> </w:t>
             </w:r>
-            <w:proofErr w:type="gramStart"/>
             <w:r>
               <w:rPr>
                 <w:w w:val="105"/>
@@ -4265,16 +3880,7 @@
                 <w:sz w:val="14"/>
                 <w:szCs w:val="14"/>
               </w:rPr>
-              <w:t>507</w:t>
-            </w:r>
-            <w:proofErr w:type="gramEnd"/>
-            <w:r>
-              <w:rPr>
-                <w:w w:val="105"/>
-                <w:sz w:val="14"/>
-                <w:szCs w:val="14"/>
-              </w:rPr>
-              <w:t>)</w:t>
+              <w:t>507)</w:t>
             </w:r>
             <w:r>
               <w:rPr>
